--- a/docs/산출물/데이터수집/1. 데이터 수집 및 저장_수집 데이터_3조.docx
+++ b/docs/산출물/데이터수집/1. 데이터 수집 및 저장_수집 데이터_3조.docx
@@ -145,7 +145,7 @@
           <w:i w:val="0"/>
           <w:sz w:val="21"/>
         </w:rPr>
-        <w:t>LangGraph 기반 사내 업무 자동화 멀티에이전트 시스템으로, 규정 판단, 문서 생성/검색/요약, 회의록 구조화, 일정 관리를 AI 에이전트가 자동으로 처리합니다. klue/bert-base 기반 Intent Classifier가 사용자 의도를 7개 카테고리로 분류하고, LangGraph 오케스트레이터가 적합한 전문 에이전트(규정 판단 / 문서 / 일정)로 라우팅합니다. 각 에이전트는 LLM API(현재) 또는 LoRA 파인튜닝 sLLM(vLLM 서빙, 추후)으로 동작하며, 사내규정 RAG(ChromaDB + BM25 하이브리드 검색)와 Google Workspace 연동을 통해 실서비스 수준의 업무 자동화를 제공합니다.</w:t>
+        <w:t>LangGraph 기반 사내 업무 자동화 멀티에이전트 시스템으로, 규정 판단, 문서 생성/검색/요약/QA, 회의록 구조화, 일정 관리를 AI 에이전트가 자동으로 처리합니다. klue/bert-base 기반 Intent Classifier가 사용자 의도를 8개 카테고리로 분류하고, LangGraph 오케스트레이터가 적합한 전문 에이전트(규정 판단 / 문서 / 일정)로 라우팅합니다. 각 에이전트는 LLM API(현재) 또는 LoRA 파인튜닝 sLLM(vLLM 서빙, 추후)으로 동작하며, 사내규정 RAG(Qdrant + BM25 하이브리드 검색)와 Google Workspace 연동을 통해 실서비스 수준의 업무 자동화를 제공합니다.</w:t>
       </w:r>
     </w:p>
     <w:p>
@@ -377,7 +377,7 @@
                 <w:i w:val="0"/>
                 <w:sz w:val="19"/>
               </w:rPr>
-              <w:t>1,916건 (7개 의도)</w:t>
+              <w:t>1,916건 (8개 의도)</w:t>
             </w:r>
           </w:p>
         </w:tc>
@@ -627,7 +627,7 @@
                 <w:i w:val="0"/>
                 <w:sz w:val="19"/>
               </w:rPr>
-              <w:t>JSON</w:t>
+              <w:t>JSON → JSONL</w:t>
             </w:r>
           </w:p>
         </w:tc>
@@ -850,7 +850,7 @@
                 <w:i w:val="0"/>
                 <w:sz w:val="19"/>
               </w:rPr>
-              <w:t>문서 검색/요약/생성/리스크</w:t>
+              <w:t>문서 검색/생성/요약/QA</w:t>
             </w:r>
           </w:p>
         </w:tc>
@@ -1204,7 +1204,7 @@
                 <w:i w:val="0"/>
                 <w:sz w:val="19"/>
               </w:rPr>
-              <w:t>Qwen2.5-7B 등</w:t>
+              <w:t>Kanana-1.5-8B</w:t>
             </w:r>
           </w:p>
         </w:tc>
@@ -1292,7 +1292,7 @@
                 <w:i w:val="0"/>
                 <w:sz w:val="19"/>
               </w:rPr>
-              <w:t>Qwen2.5-7B 등</w:t>
+              <w:t>미정 (추후 결정)</w:t>
             </w:r>
           </w:p>
         </w:tc>
@@ -1313,7 +1313,7 @@
                 <w:i w:val="0"/>
                 <w:sz w:val="19"/>
               </w:rPr>
-              <w:t>회의록 + 문서 검색/요약/생성/리스크</w:t>
+              <w:t>회의록 구조화 + 문서 생성/요약/QA</w:t>
             </w:r>
           </w:p>
         </w:tc>
@@ -1617,7 +1617,7 @@
           <w:i w:val="0"/>
           <w:sz w:val="21"/>
         </w:rPr>
-        <w:t>klue/bert-base 파인튜닝 → 7개 의도 분류 모델 학습</w:t>
+        <w:t>klue/bert-base 파인튜닝 → 8개 의도 분류 모델 학습</w:t>
       </w:r>
     </w:p>
     <w:p>
@@ -1641,7 +1641,7 @@
           <w:i w:val="0"/>
           <w:sz w:val="21"/>
         </w:rPr>
-        <w:t>judgment, doc_search, doc_generate, meeting_generate, schedule_add, schedule_view, general</w:t>
+        <w:t>judgment, doc_search, doc_generate, doc_summary, doc_qa, schedule_add, schedule_view, general</w:t>
       </w:r>
     </w:p>
     <w:p>
@@ -2115,7 +2115,7 @@
                 <w:i w:val="0"/>
                 <w:sz w:val="19"/>
               </w:rPr>
-              <w:t>meeting_generate (회의록)</w:t>
+              <w:t>doc_summary (문서 요약)</w:t>
             </w:r>
           </w:p>
         </w:tc>
@@ -2182,6 +2182,96 @@
                 <w:sz w:val="19"/>
               </w:rPr>
               <w:t>270</w:t>
+            </w:r>
+          </w:p>
+        </w:tc>
+      </w:tr>
+      <w:tr>
+        <w:tc>
+          <w:tcPr>
+            <w:tcW w:type="dxa" w:w="3118"/>
+            <w:vAlign w:val="center"/>
+            <w:shd w:fill="F2F7FB" w:val="clear"/>
+          </w:tcPr>
+          <w:p>
+            <w:pPr>
+              <w:jc w:val="center"/>
+            </w:pPr>
+            <w:r/>
+            <w:r>
+              <w:rPr>
+                <w:rFonts w:ascii="맑은 고딕" w:hAnsi="맑은 고딕" w:eastAsia="맑은 고딕"/>
+                <w:b w:val="0"/>
+                <w:i w:val="0"/>
+                <w:sz w:val="19"/>
+              </w:rPr>
+              <w:t xml:space="preserve">doc_qa (문서 QA)</w:t>
+            </w:r>
+          </w:p>
+        </w:tc>
+        <w:tc>
+          <w:tcPr>
+            <w:tcW w:type="dxa" w:w="1134"/>
+            <w:vAlign w:val="center"/>
+            <w:shd w:fill="F2F7FB" w:val="clear"/>
+          </w:tcPr>
+          <w:p>
+            <w:pPr>
+              <w:jc w:val="center"/>
+            </w:pPr>
+            <w:r/>
+            <w:r>
+              <w:rPr>
+                <w:rFonts w:ascii="맑은 고딕" w:hAnsi="맑은 고딕" w:eastAsia="맑은 고딕"/>
+                <w:b w:val="0"/>
+                <w:i w:val="0"/>
+                <w:sz w:val="19"/>
+              </w:rPr>
+              <w:t xml:space="preserve">200</w:t>
+            </w:r>
+          </w:p>
+        </w:tc>
+        <w:tc>
+          <w:tcPr>
+            <w:tcW w:type="dxa" w:w="1134"/>
+            <w:vAlign w:val="center"/>
+            <w:shd w:fill="F2F7FB" w:val="clear"/>
+          </w:tcPr>
+          <w:p>
+            <w:pPr>
+              <w:jc w:val="center"/>
+            </w:pPr>
+            <w:r/>
+            <w:r>
+              <w:rPr>
+                <w:rFonts w:ascii="맑은 고딕" w:hAnsi="맑은 고딕" w:eastAsia="맑은 고딕"/>
+                <w:b w:val="0"/>
+                <w:i w:val="0"/>
+                <w:sz w:val="19"/>
+              </w:rPr>
+              <w:t xml:space="preserve">70</w:t>
+            </w:r>
+          </w:p>
+        </w:tc>
+        <w:tc>
+          <w:tcPr>
+            <w:tcW w:type="dxa" w:w="1134"/>
+            <w:vAlign w:val="center"/>
+            <w:shd w:fill="F2F7FB" w:val="clear"/>
+          </w:tcPr>
+          <w:p>
+            <w:pPr>
+              <w:jc w:val="center"/>
+            </w:pPr>
+            <w:r/>
+            <w:r>
+              <w:rPr>
+                <w:rFonts w:ascii="맑은 고딕" w:hAnsi="맑은 고딕" w:eastAsia="맑은 고딕"/>
+                <w:b w:val="0"/>
+                <w:i w:val="0"/>
+                <w:sz w:val="19"/>
+              </w:rPr>
+              <w:t xml:space="preserve">270</w:t>
             </w:r>
           </w:p>
         </w:tc>
@@ -2579,7 +2669,7 @@
                 <w:i w:val="0"/>
                 <w:sz w:val="19"/>
               </w:rPr>
-              <w:t>1455</w:t>
+              <w:t>1655</w:t>
             </w:r>
           </w:p>
         </w:tc>
@@ -2601,7 +2691,7 @@
                 <w:i w:val="0"/>
                 <w:sz w:val="19"/>
               </w:rPr>
-              <w:t>463</w:t>
+              <w:t>533</w:t>
             </w:r>
           </w:p>
         </w:tc>
@@ -2623,7 +2713,7 @@
                 <w:i w:val="0"/>
                 <w:sz w:val="19"/>
               </w:rPr>
-              <w:t>1918</w:t>
+              <w:t>2188</w:t>
             </w:r>
           </w:p>
         </w:tc>
@@ -3089,7 +3179,7 @@
           <w:i w:val="0"/>
           <w:sz w:val="21"/>
         </w:rPr>
-        <w:t>LoRA v2 파인튜닝 → 회의 원문 → 구조화 JSON 추출</w:t>
+        <w:t>LoRA v2 파인튜닝 → 회의 원문 → 구조화 JSON 추출 (doc_generate의 meeting_minutes 템플릿용)</w:t>
       </w:r>
     </w:p>
     <w:p>
@@ -3128,7 +3218,7 @@
           <w:i w:val="0"/>
           <w:sz w:val="21"/>
         </w:rPr>
-        <w:t xml:space="preserve">• 포맷: </w:t>
+        <w:t>• 포맷: JSONL (instruction/input/output 3필드) — Judgment Agent와 동일 형태</w:t>
       </w:r>
       <w:r>
         <w:rPr>
@@ -3137,7 +3227,21 @@
           <w:i w:val="0"/>
           <w:sz w:val="21"/>
         </w:rPr>
-        <w:t>input(회의 원문 텍스트) → output(구조화 JSON)</w:t>
+      </w:r>
+    </w:p>
+    <w:p>
+      <w:pPr>
+        <w:spacing w:before="20" w:after="20" w:line="312" w:lineRule="auto"/>
+        <w:ind w:left="360" w:hanging="200"/>
+      </w:pPr>
+      <w:r>
+        <w:rPr>
+          <w:rFonts w:ascii="맑은 고딕" w:hAnsi="맑은 고딕" w:eastAsia="맑은 고딕"/>
+          <w:b/>
+          <w:i w:val="0"/>
+          <w:sz w:val="21"/>
+        </w:rPr>
+        <w:t xml:space="preserve">※ 회의록 분석 데이터는 Document Agent의 doc_generate(template_type=meeting_minutes) 파인튜닝에 사용됩니다. 기존 meeting_generate intent는 doc_generate에 통합되었습니다.</w:t>
       </w:r>
     </w:p>
     <w:p>
@@ -3253,7 +3357,7 @@
           <w:i w:val="0"/>
           <w:sz w:val="21"/>
         </w:rPr>
-        <w:t>• JSON → JSONL 변환 (배열 → 개별 라인)</w:t>
+        <w:t>• JSON → JSONL 변환 (instruction/input/output 3필드 형태로 변환)</w:t>
       </w:r>
     </w:p>
     <w:p>
@@ -3559,7 +3663,7 @@
                 <w:i w:val="0"/>
                 <w:sz w:val="19"/>
               </w:rPr>
-              <w:t>가상 규정 PDF → ChromaDB 적재</w:t>
+              <w:t>가상 규정 PDF → Qdrant 적재</w:t>
             </w:r>
           </w:p>
         </w:tc>
@@ -3804,7 +3908,7 @@
                 <w:i w:val="0"/>
                 <w:sz w:val="19"/>
               </w:rPr>
-              <w:t>문서 요약 (동적 필드)</w:t>
+              <w:t>문서 요약 (doc_summary)</w:t>
             </w:r>
           </w:p>
         </w:tc>
@@ -3916,7 +4020,7 @@
                 <w:i w:val="0"/>
                 <w:sz w:val="19"/>
               </w:rPr>
-              <w:t>문서 생성 (동적 필드)</w:t>
+              <w:t>문서 생성 (doc_generate)</w:t>
             </w:r>
           </w:p>
         </w:tc>
@@ -4462,7 +4566,7 @@
           <w:color w:val="1F3A5F"/>
           <w:sz w:val="28"/>
         </w:rPr>
-        <w:t>6-3. 회의록 분석 데이터 (input → output JSON)</w:t>
+        <w:t>6-3. 회의록 분석 데이터 (JSONL: instruction/input/output)</w:t>
       </w:r>
     </w:p>
     <w:p>
@@ -5475,19 +5579,6 @@
         <w:t>생성된 데이터는 학습 목적으로만 사용되며, 실제 법률 자문이나 규정 해석의 근거로 활용되지 않습니다.</w:t>
       </w:r>
     </w:p>
-    <w:p>
-      <w:pPr>
-        <w:spacing w:before="0" w:after="80" w:line="312" w:lineRule="auto"/>
-      </w:pPr>
-      <w:r>
-        <w:rPr>
-          <w:rFonts w:ascii="맑은 고딕" w:hAnsi="맑은 고딕" w:eastAsia="맑은 고딕"/>
-          <w:b w:val="0"/>
-          <w:i w:val="0"/>
-          <w:sz w:val="21"/>
-        </w:rPr>
-      </w:r>
-    </w:p>
     <w:tbl>
       <w:tblPr>
         <w:tblW w:type="auto" w:w="0"/>
@@ -5845,7 +5936,234 @@
         </w:tc>
       </w:tr>
     </w:tbl>
-    <w:p/>
+    <w:p>
+      <w:pPr>
+        <w:spacing w:before="360" w:after="160"/>
+        <w:pBdr>
+          <w:bottom w:val="single" w:sz="6" w:space="1" w:color="2E75B6"/>
+        </w:pBdr>
+      </w:pPr>
+      <w:r>
+        <w:rPr>
+          <w:rFonts w:ascii="맑은 고딕" w:hAnsi="맑은 고딕" w:eastAsia="맑은 고딕"/>
+          <w:b/>
+          <w:i w:val="0"/>
+          <w:color w:val="1F3A5F"/>
+          <w:sz w:val="36"/>
+        </w:rPr>
+        <w:t xml:space="preserve">10. 데이터 변경 이력 및 주의사항</w:t>
+      </w:r>
+    </w:p>
+    <w:p>
+      <w:pPr>
+        <w:jc w:val="right"/>
+      </w:pPr>
+      <w:r>
+        <w:rPr>
+          <w:rFonts w:ascii="맑은 고딕" w:hAnsi="맑은 고딕" w:eastAsia="맑은 고딕"/>
+          <w:b/>
+          <w:i w:val="0"/>
+          <w:color w:val="E5002B"/>
+          <w:sz w:val="22"/>
+        </w:rPr>
+        <w:t xml:space="preserve"/>
+      </w:r>
+    </w:p>
+    <w:p>
+      <w:pPr>
+        <w:jc w:val="right"/>
+      </w:pPr>
+      <w:r>
+        <w:rPr>
+          <w:rFonts w:ascii="맑은 고딕" w:hAnsi="맑은 고딕" w:eastAsia="맑은 고딕"/>
+          <w:b/>
+          <w:i w:val="0"/>
+          <w:color w:val="E5002B"/>
+          <w:sz w:val="22"/>
+        </w:rPr>
+        <w:t xml:space="preserve">⚠ 본 문서의 데이터 수집 계획은 개발 진행에 따라 변경될 수 있습니다.</w:t>
+      </w:r>
+    </w:p>
+    <w:p>
+      <w:pPr>
+        <w:jc w:val="right"/>
+      </w:pPr>
+      <w:r>
+        <w:rPr>
+          <w:rFonts w:ascii="맑은 고딕" w:hAnsi="맑은 고딕" w:eastAsia="맑은 고딕"/>
+          <w:b/>
+          <w:i w:val="0"/>
+          <w:color w:val="E5002B"/>
+          <w:sz w:val="22"/>
+        </w:rPr>
+        <w:t xml:space="preserve"/>
+      </w:r>
+    </w:p>
+    <w:p>
+      <w:pPr>
+        <w:jc w:val="right"/>
+      </w:pPr>
+      <w:r>
+        <w:rPr>
+          <w:rFonts w:ascii="맑은 고딕" w:hAnsi="맑은 고딕" w:eastAsia="맑은 고딕"/>
+          <w:b/>
+          <w:i w:val="0"/>
+          <w:color w:val="E5002B"/>
+          <w:sz w:val="22"/>
+        </w:rPr>
+        <w:t xml:space="preserve">주요 변경 사항:</w:t>
+      </w:r>
+    </w:p>
+    <w:p>
+      <w:pPr>
+        <w:spacing w:before="20" w:after="20" w:line="312" w:lineRule="auto"/>
+        <w:ind w:left="360" w:hanging="200"/>
+      </w:pPr>
+      <w:r>
+        <w:rPr>
+          <w:rFonts w:ascii="맑은 고딕" w:hAnsi="맑은 고딕" w:eastAsia="맑은 고딕"/>
+          <w:b/>
+          <w:i w:val="0"/>
+          <w:sz w:val="21"/>
+        </w:rPr>
+        <w:t xml:space="preserve">• Intent 분류: 7개 → 8개 카테고리 (meeting_generate 제거, doc_summary/doc_qa 추가) — BERT 모델 재학습 필요</w:t>
+      </w:r>
+    </w:p>
+    <w:p>
+      <w:pPr>
+        <w:spacing w:before="20" w:after="20" w:line="312" w:lineRule="auto"/>
+        <w:ind w:left="360" w:hanging="200"/>
+      </w:pPr>
+      <w:r>
+        <w:rPr>
+          <w:rFonts w:ascii="맑은 고딕" w:hAnsi="맑은 고딕" w:eastAsia="맑은 고딕"/>
+          <w:b/>
+          <w:i w:val="0"/>
+          <w:sz w:val="21"/>
+        </w:rPr>
+        <w:t xml:space="preserve">• 벡터 데이터베이스: ChromaDB → Qdrant 전환</w:t>
+      </w:r>
+    </w:p>
+    <w:p>
+      <w:pPr>
+        <w:spacing w:before="20" w:after="20" w:line="312" w:lineRule="auto"/>
+        <w:ind w:left="360" w:hanging="200"/>
+      </w:pPr>
+      <w:r>
+        <w:rPr>
+          <w:rFonts w:ascii="맑은 고딕" w:hAnsi="맑은 고딕" w:eastAsia="맑은 고딕"/>
+          <w:b/>
+          <w:i w:val="0"/>
+          <w:sz w:val="21"/>
+        </w:rPr>
+        <w:t xml:space="preserve">• Document Agent: 4개 기능으로 재정의 (검색/생성/요약/QA)</w:t>
+      </w:r>
+    </w:p>
+    <w:p>
+      <w:pPr>
+        <w:spacing w:before="20" w:after="20" w:line="312" w:lineRule="auto"/>
+        <w:ind w:left="360" w:hanging="200"/>
+      </w:pPr>
+      <w:r>
+        <w:rPr>
+          <w:rFonts w:ascii="맑은 고딕" w:hAnsi="맑은 고딕" w:eastAsia="맑은 고딕"/>
+          <w:b/>
+          <w:i w:val="0"/>
+          <w:sz w:val="21"/>
+        </w:rPr>
+        <w:t xml:space="preserve">• 파인튜닝 데이터 수량 및 수집 방식은 LLM API 기반 구현 후 확정 예정 (현재 3단계 Agent 개발 중)</w:t>
+      </w:r>
+    </w:p>
+    <w:p>
+      <w:pPr>
+        <w:spacing w:before="20" w:after="20" w:line="312" w:lineRule="auto"/>
+        <w:ind w:left="360" w:hanging="200"/>
+      </w:pPr>
+      <w:r>
+        <w:rPr>
+          <w:rFonts w:ascii="맑은 고딕" w:hAnsi="맑은 고딕" w:eastAsia="맑은 고딕"/>
+          <w:b/>
+          <w:i w:val="0"/>
+          <w:sz w:val="21"/>
+        </w:rPr>
+        <w:t xml:space="preserve">• 임베딩 모델: bge-m3 → jhgan/ko-sbert-nli 변경</w:t>
+      </w:r>
+    </w:p>
+    <w:p>
+      <w:pPr>
+        <w:spacing w:before="20" w:after="20" w:line="312" w:lineRule="auto"/>
+        <w:ind w:left="360" w:hanging="200"/>
+      </w:pPr>
+      <w:r>
+        <w:rPr>
+          <w:rFonts w:ascii="맑은 고딕" w:hAnsi="맑은 고딕" w:eastAsia="맑은 고딕"/>
+          <w:b/>
+          <w:i w:val="0"/>
+          <w:sz w:val="21"/>
+        </w:rPr>
+        <w:t xml:space="preserve">• LoRA v1 베이스 모델: Kanana-1.5-8B 확정</w:t>
+      </w:r>
+    </w:p>
+    <w:p>
+      <w:pPr>
+        <w:spacing w:before="20" w:after="20" w:line="312" w:lineRule="auto"/>
+        <w:ind w:left="360" w:hanging="200"/>
+      </w:pPr>
+      <w:r>
+        <w:rPr>
+          <w:rFonts w:ascii="맑은 고딕" w:hAnsi="맑은 고딕" w:eastAsia="맑은 고딕"/>
+          <w:b/>
+          <w:i w:val="0"/>
+          <w:sz w:val="21"/>
+        </w:rPr>
+        <w:t xml:space="preserve">• LoRA v2 베이스 모델: 미정 (LLM API 단계에서 확정 예정)</w:t>
+      </w:r>
+    </w:p>
+    <w:p>
+      <w:pPr>
+        <w:spacing w:before="20" w:after="20" w:line="312" w:lineRule="auto"/>
+        <w:ind w:left="360" w:hanging="200"/>
+      </w:pPr>
+      <w:r>
+        <w:rPr>
+          <w:rFonts w:ascii="맑은 고딕" w:hAnsi="맑은 고딕" w:eastAsia="맑은 고딕"/>
+          <w:b/>
+          <w:i w:val="0"/>
+          <w:sz w:val="21"/>
+        </w:rPr>
+        <w:t xml:space="preserve">• Document Agent 파인튜닝 데이터 포맷: JSONL (instruction/input/output 3필드) — Judgment Agent와 통일</w:t>
+      </w:r>
+    </w:p>
+    <w:p>
+      <w:pPr>
+        <w:jc w:val="right"/>
+      </w:pPr>
+      <w:r>
+        <w:rPr>
+          <w:rFonts w:ascii="맑은 고딕" w:hAnsi="맑은 고딕" w:eastAsia="맑은 고딕"/>
+          <w:b/>
+          <w:i w:val="0"/>
+          <w:color w:val="E5002B"/>
+          <w:sz w:val="22"/>
+        </w:rPr>
+        <w:t xml:space="preserve"/>
+      </w:r>
+    </w:p>
+    <w:p>
+      <w:pPr>
+        <w:jc w:val="right"/>
+      </w:pPr>
+      <w:r>
+        <w:rPr>
+          <w:rFonts w:ascii="맑은 고딕" w:hAnsi="맑은 고딕" w:eastAsia="맑은 고딕"/>
+          <w:b/>
+          <w:i w:val="0"/>
+          <w:color w:val="E5002B"/>
+          <w:sz w:val="22"/>
+        </w:rPr>
+        <w:t xml:space="preserve">최종 수정일: 2026-02-22</w:t>
+      </w:r>
+    </w:p>
     <w:p>
       <w:pPr>
         <w:jc w:val="center"/>
